--- a/templates/docx/inventory_act/waste_generation_template.docx
+++ b/templates/docx/inventory_act/waste_generation_template.docx
@@ -94,34 +94,46 @@
               <w:jc w:val="center"/>
               <w:rPr>
                 <w:rFonts w:ascii="Times New Roman" w:hAnsi="Times New Roman"/>
+                <w:sz w:val="24"/>
+                <w:szCs w:val="24"/>
                 <w:u w:val="single"/>
               </w:rPr>
             </w:pPr>
             <w:r>
+              <w:rPr>
+                <w:rFonts w:ascii="Times New Roman" w:hAnsi="Times New Roman"/>
+                <w:sz w:val="24"/>
+                <w:szCs w:val="24"/>
+                <w:u w:val="single"/>
+              </w:rPr>
               <w:t>[</w:t>
             </w:r>
-            <w:r>
-              <w:rPr>
-                <w:sz w:val="16"/>
-                <w:szCs w:val="16"/>
-              </w:rPr>
-              <w:t>н</w:t>
-            </w:r>
-            <w:r>
-              <w:rPr>
-                <w:sz w:val="16"/>
-                <w:szCs w:val="16"/>
-              </w:rPr>
-              <w:t>азвание_организации</w:t>
-            </w:r>
-            <w:r>
+            <w:proofErr w:type="spellStart"/>
+            <w:r>
+              <w:rPr>
+                <w:rFonts w:ascii="Times New Roman" w:hAnsi="Times New Roman"/>
+                <w:sz w:val="24"/>
+                <w:szCs w:val="24"/>
+                <w:u w:val="single"/>
+              </w:rPr>
+              <w:t>название_организации</w:t>
+            </w:r>
+            <w:proofErr w:type="spellEnd"/>
+            <w:r>
+              <w:rPr>
+                <w:rFonts w:ascii="Times New Roman" w:hAnsi="Times New Roman"/>
+                <w:sz w:val="24"/>
+                <w:szCs w:val="24"/>
+                <w:u w:val="single"/>
+              </w:rPr>
               <w:t>]</w:t>
             </w:r>
             <w:r>
               <w:rPr>
                 <w:rFonts w:ascii="Times New Roman" w:hAnsi="Times New Roman"/>
                 <w:bCs/>
-                <w:szCs w:val="28"/>
+                <w:sz w:val="24"/>
+                <w:szCs w:val="24"/>
                 <w:u w:val="single"/>
               </w:rPr>
               <w:t xml:space="preserve"> </w:t>
@@ -1754,8 +1766,18 @@
                 <w:sz w:val="18"/>
                 <w:szCs w:val="18"/>
               </w:rPr>
-              <w:t>кол-во_участков</w:t>
-            </w:r>
+              <w:t>кол-</w:t>
+            </w:r>
+            <w:proofErr w:type="spellStart"/>
+            <w:r>
+              <w:rPr>
+                <w:rFonts w:ascii="Times New Roman" w:hAnsi="Times New Roman"/>
+                <w:sz w:val="18"/>
+                <w:szCs w:val="18"/>
+              </w:rPr>
+              <w:t>во_участков</w:t>
+            </w:r>
+            <w:proofErr w:type="spellEnd"/>
             <w:r>
               <w:rPr>
                 <w:rFonts w:ascii="Times New Roman" w:hAnsi="Times New Roman"/>
@@ -1796,6 +1818,7 @@
               </w:rPr>
               <w:t>[</w:t>
             </w:r>
+            <w:proofErr w:type="spellStart"/>
             <w:r>
               <w:rPr>
                 <w:rFonts w:ascii="Times New Roman" w:hAnsi="Times New Roman"/>
@@ -1804,6 +1827,7 @@
               </w:rPr>
               <w:t>количество_т_шт</w:t>
             </w:r>
+            <w:proofErr w:type="spellEnd"/>
             <w:r>
               <w:rPr>
                 <w:rFonts w:ascii="Times New Roman" w:hAnsi="Times New Roman"/>
@@ -1941,6 +1965,7 @@
               </w:rPr>
               <w:t>[</w:t>
             </w:r>
+            <w:proofErr w:type="spellStart"/>
             <w:r>
               <w:rPr>
                 <w:rFonts w:ascii="Times New Roman" w:hAnsi="Times New Roman"/>
@@ -1949,6 +1974,7 @@
               </w:rPr>
               <w:t>физ_сост</w:t>
             </w:r>
+            <w:proofErr w:type="spellEnd"/>
             <w:r>
               <w:rPr>
                 <w:rFonts w:ascii="Times New Roman" w:hAnsi="Times New Roman"/>
